--- a/Lab-1/Lab1_Reflection.docx
+++ b/Lab-1/Lab1_Reflection.docx
@@ -4,7 +4,7 @@
   <w:body>
     <w:p>
       <w:r>
-        <w:t>In Lab 1, I worked on conditions and a small calculator. The difficult part was understanding how the program should treat negative numbers, zero, one, and other numbers. I also needed to handle wrong input so the program would not stop with an error. I solved this by using if and elif conditions and a try-except block. For the calculator, I tested simple expressions, blank input, and incorrect input. This helped me understand conditions and input validation in Python.</w:t>
+        <w:t>This was the first lab, so the tasks were simple, but I still got stuck at one place. In the conditions program I first wrote the checks in a wrong order and the program printed "More" even for 1. Then I fixed the order: negative first, then zero, then one, and all other numbers in the end. The calculator part was more interesting for me. My first version stopped with an error when I typed a wrong expression like 5 + , so I put the eval part inside try-except. After that I tested it with 1 + 2 * 3, a blank line, and a wrong expression, and it worked the way it should.</w:t>
       </w:r>
     </w:p>
     <w:sectPr>
@@ -381,7 +381,7 @@
     <w:qFormat/>
     <w:rsid w:val="00FC693F"/>
     <w:rPr>
-      <w:rFonts w:ascii="Arial" w:hAnsi="Arial"/>
+      <w:rFonts w:ascii="Calibri" w:hAnsi="Calibri"/>
       <w:sz w:val="22"/>
     </w:rPr>
   </w:style>
